--- a/resources/form_templates/ley_47_25/Formulario_Debida_Diligencia_Externa_Simplificada.docx
+++ b/resources/form_templates/ley_47_25/Formulario_Debida_Diligencia_Externa_Simplificada.docx
@@ -268,7 +268,7 @@
               <w:rPr>
                 <w:lang w:val="es-ES_tradnl"/>
               </w:rPr>
-              <w:t xml:space="preserve">[Firma del gerente de su empresa]</w:t>
+              <w:t xml:space="preserve">${img_firma}</w:t>
             </w:r>
           </w:p>
         </w:tc>
@@ -2161,7 +2161,7 @@
           <w:bCs/>
           <w:lang w:val="es-ES_tradnl"/>
         </w:rPr>
-        <w:t xml:space="preserve">[Firma del gerente de su empresa]</w:t>
+        <w:t xml:space="preserve">${img_firma}</w:t>
       </w:r>
     </w:p>
     <w:p>

--- a/resources/form_templates/ley_47_25/Formulario_Debida_Diligencia_Externa_Simplificada.docx
+++ b/resources/form_templates/ley_47_25/Formulario_Debida_Diligencia_Externa_Simplificada.docx
@@ -4615,6 +4615,17 @@
       <w:cols w:space="708"/>
       <w:docGrid w:linePitch="360"/>
     </w:sectPr>
+    <w:p>
+      <w:pPr>
+        <w:jc w:val="center"/>
+      </w:pPr>
+      <w:r>
+        <w:rPr>
+          <w:sz w:val="20"/>
+        </w:rPr>
+        <w:t>${img_sello}</w:t>
+      </w:r>
+    </w:p>
   </w:body>
 </w:document>
 </file>

--- a/resources/form_templates/ley_47_25/Formulario_Debida_Diligencia_Externa_Simplificada.docx
+++ b/resources/form_templates/ley_47_25/Formulario_Debida_Diligencia_Externa_Simplificada.docx
@@ -251,26 +251,50 @@
           <w:tcPr>
             <w:tcW w:w="9351" w:type="dxa"/>
           </w:tcPr>
-          <w:p>
-            <w:pPr>
-              <w:rPr>
-                <w:lang w:val="es-ES_tradnl"/>
-              </w:rPr>
-            </w:pPr>
-            <w:r>
-              <w:rPr>
-                <w:lang w:val="es-ES_tradnl"/>
-              </w:rPr>
-              <w:t xml:space="preserve">Firma: </w:t>
-            </w:r>
-            <w:proofErr w:type="gramStart"/>
-            <w:r>
-              <w:rPr>
-                <w:lang w:val="es-ES_tradnl"/>
-              </w:rPr>
-              <w:t xml:space="preserve">${img_firma}</w:t>
-            </w:r>
-          </w:p>
+          <w:tbl>
+            <w:tblPr>
+              <w:tblW w:w="0" w:type="auto"/>
+              <w:tblBorders>
+                <w:top w:val="none" w:sz="0" w:space="0" w:color="auto"/>
+                <w:left w:val="none" w:sz="0" w:space="0" w:color="auto"/>
+                <w:bottom w:val="none" w:sz="0" w:space="0" w:color="auto"/>
+                <w:right w:val="none" w:sz="0" w:space="0" w:color="auto"/>
+                <w:insideH w:val="none" w:sz="0" w:space="0" w:color="auto"/>
+                <w:insideV w:val="none" w:sz="0" w:space="0" w:color="auto"/>
+              </w:tblBorders>
+              <w:jc w:val="center"/>
+            </w:tblPr>
+            <w:tr>
+              <w:tc>
+                <w:tcPr>
+                  <w:tcW w:w="4800" w:type="dxa"/>
+                  <w:vAlign w:val="bottom"/>
+                </w:tcPr>
+                <w:p>
+                  <w:pPr>
+                    <w:jc w:val="center"/>
+                  </w:pPr>
+                  <w:r>
+                    <w:t>${img_firma}</w:t>
+                  </w:r>
+                </w:p>
+              </w:tc>
+              <w:tc>
+                <w:tcPr>
+                  <w:tcW w:w="4800" w:type="dxa"/>
+                  <w:vAlign w:val="bottom"/>
+                </w:tcPr>
+                <w:p>
+                  <w:pPr>
+                    <w:jc w:val="center"/>
+                  </w:pPr>
+                  <w:r>
+                    <w:t>${img_sello}</w:t>
+                  </w:r>
+                </w:p>
+              </w:tc>
+            </w:tr>
+          </w:tbl>
         </w:tc>
       </w:tr>
     </w:tbl>
@@ -2130,40 +2154,50 @@
         </w:rPr>
       </w:pPr>
     </w:p>
-    <w:p>
-      <w:pPr>
-        <w:rPr>
-          <w:b/>
-          <w:bCs/>
-          <w:lang w:val="es-ES_tradnl"/>
-        </w:rPr>
-      </w:pPr>
-      <w:r>
-        <w:rPr>
-          <w:b/>
-          <w:bCs/>
-          <w:lang w:val="es-ES_tradnl"/>
-        </w:rPr>
-        <w:t>Firma del oferente:</w:t>
-      </w:r>
-      <w:r>
-        <w:rPr>
-          <w:b/>
-          <w:bCs/>
-          <w:lang w:val="es-ES_tradnl"/>
-        </w:rPr>
-        <w:t xml:space="preserve"> </w:t>
-      </w:r>
-      <w:proofErr w:type="gramStart"/>
-      <w:r>
-        <w:rPr>
-          <w:b/>
-          <w:bCs/>
-          <w:lang w:val="es-ES_tradnl"/>
-        </w:rPr>
-        <w:t xml:space="preserve">${img_firma}</w:t>
-      </w:r>
-    </w:p>
+    <w:tbl>
+      <w:tblPr>
+        <w:tblW w:w="0" w:type="auto"/>
+        <w:tblBorders>
+          <w:top w:val="none" w:sz="0" w:space="0" w:color="auto"/>
+          <w:left w:val="none" w:sz="0" w:space="0" w:color="auto"/>
+          <w:bottom w:val="none" w:sz="0" w:space="0" w:color="auto"/>
+          <w:right w:val="none" w:sz="0" w:space="0" w:color="auto"/>
+          <w:insideH w:val="none" w:sz="0" w:space="0" w:color="auto"/>
+          <w:insideV w:val="none" w:sz="0" w:space="0" w:color="auto"/>
+        </w:tblBorders>
+        <w:jc w:val="center"/>
+      </w:tblPr>
+      <w:tr>
+        <w:tc>
+          <w:tcPr>
+            <w:tcW w:w="4800" w:type="dxa"/>
+            <w:vAlign w:val="bottom"/>
+          </w:tcPr>
+          <w:p>
+            <w:pPr>
+              <w:jc w:val="center"/>
+            </w:pPr>
+            <w:r>
+              <w:t>${img_firma}</w:t>
+            </w:r>
+          </w:p>
+        </w:tc>
+        <w:tc>
+          <w:tcPr>
+            <w:tcW w:w="4800" w:type="dxa"/>
+            <w:vAlign w:val="bottom"/>
+          </w:tcPr>
+          <w:p>
+            <w:pPr>
+              <w:jc w:val="center"/>
+            </w:pPr>
+            <w:r>
+              <w:t>${img_sello}</w:t>
+            </w:r>
+          </w:p>
+        </w:tc>
+      </w:tr>
+    </w:tbl>
     <w:p>
       <w:pPr>
         <w:rPr>
@@ -4615,17 +4649,6 @@
       <w:cols w:space="708"/>
       <w:docGrid w:linePitch="360"/>
     </w:sectPr>
-    <w:p>
-      <w:pPr>
-        <w:jc w:val="center"/>
-      </w:pPr>
-      <w:r>
-        <w:rPr>
-          <w:sz w:val="20"/>
-        </w:rPr>
-        <w:t>${img_sello}</w:t>
-      </w:r>
-    </w:p>
   </w:body>
 </w:document>
 </file>

--- a/resources/form_templates/ley_47_25/Formulario_Debida_Diligencia_Externa_Simplificada.docx
+++ b/resources/form_templates/ley_47_25/Formulario_Debida_Diligencia_Externa_Simplificada.docx
@@ -238,7 +238,7 @@
               <w:rPr>
                 <w:lang w:val="es-ES_tradnl"/>
               </w:rPr>
-              <w:t xml:space="preserve">8095600459</w:t>
+              <w:t xml:space="preserve">${empresa_telefono}</w:t>
             </w:r>
           </w:p>
         </w:tc>
@@ -2103,7 +2103,7 @@
           <w:szCs w:val="18"/>
           <w:lang w:val="es-AR"/>
         </w:rPr>
-        <w:t xml:space="preserve">Superintendencia del Mercado de Valores </w:t>
+        <w:t xml:space="preserve">${proceso_entidad} </w:t>
       </w:r>
       <w:r>
         <w:rPr>
@@ -2212,16 +2212,7 @@
           <w:bCs/>
           <w:lang w:val="es-ES_tradnl"/>
         </w:rPr>
-        <w:t xml:space="preserve">Fecha: </w:t>
-      </w:r>
-      <w:proofErr w:type="gramStart"/>
-      <w:r>
-        <w:rPr>
-          <w:b/>
-          <w:bCs/>
-          <w:lang w:val="es-ES_tradnl"/>
-        </w:rPr>
-        <w:t xml:space="preserve">18/03/2026</w:t>
+        <w:t xml:space="preserve">Fecha: ${fecha}</w:t>
       </w:r>
     </w:p>
     <w:p>
@@ -3858,26 +3849,7 @@
           <w:szCs w:val="20"/>
           <w:lang w:val="es-ES_tradnl"/>
         </w:rPr>
-        <w:t>Fecha:</w:t>
-      </w:r>
-      <w:r>
-        <w:rPr>
-          <w:rFonts w:ascii="Tahoma" w:hAnsi="Tahoma" w:cs="Tahoma"/>
-          <w:sz w:val="20"/>
-          <w:szCs w:val="20"/>
-          <w:lang w:val="es-ES_tradnl"/>
-        </w:rPr>
-        <w:t xml:space="preserve"> </w:t>
-      </w:r>
-      <w:proofErr w:type="gramStart"/>
-      <w:r>
-        <w:rPr>
-          <w:rFonts w:ascii="Tahoma" w:hAnsi="Tahoma" w:cs="Tahoma"/>
-          <w:sz w:val="20"/>
-          <w:szCs w:val="20"/>
-          <w:lang w:val="es-ES_tradnl"/>
-        </w:rPr>
-        <w:t xml:space="preserve">18/03/2026</w:t>
+        <w:t xml:space="preserve">Fecha: ${fecha}</w:t>
       </w:r>
     </w:p>
     <w:p>
